--- a/reporting/KISIK_Frontiers_DigitalHealth_Manuskript_v2_leakfree.docx
+++ b/reporting/KISIK_Frontiers_DigitalHealth_Manuskript_v2_leakfree.docx
@@ -82,7 +82,7 @@
         <w:t xml:space="preserve">Methods: </w:t>
       </w:r>
       <w:r>
-        <w:t xml:space="preserve">In a single anaesthesiology-run ICU department, 8,348 completed adult ICU stays (&gt;2 days; 7,205 patients) were used to develop regression models from 81 first-24-hour predictors. The OPS 8-98f complex-treatment codes were removed because their suffix encodes cumulative treatment days and leaks the outcome (see Methods). Five candidate models were tuned by patient-grouped cross-validation; the lowest cross-validated MAE was pre-specified as final. The frozen model was evaluated prospectively on 200 ICU stays with a matched senior estimate. </w:t>
+        <w:t xml:space="preserve">In a single anaesthesiology-run ICU department, 12,884 completed adult ICU stays (&gt;1 day; 10,875 patients) were used to develop regression models from 81 first-24-hour predictors. The OPS 8-98f complex-treatment codes were removed because their suffix encodes cumulative treatment days and leaks the outcome (see Methods). Five candidate models were tuned by patient-grouped cross-validation; the lowest cross-validated MAE was pre-specified as final. The frozen model was evaluated prospectively on 286 ICU stays with a matched senior estimate. </w:t>
       </w:r>
       <w:r>
         <w:rPr>
@@ -91,7 +91,7 @@
         <w:t xml:space="preserve">Results: </w:t>
       </w:r>
       <w:r>
-        <w:t xml:space="preserve">Gradient-boosted trees (XGBoost) had the best cross-validated MAE (hold-out MAE 4.10 d, R² 0.12). After leak removal the development R² fell to about 0.12 (versus ~0.33 with the leaky feature), a more honest estimate of signal. Prospectively the senior physician was more accurate overall (MAE 3.79 vs 4.32 d). The clinically important pattern persisted: the physician was clearly better for short (2–4 d) stays, whereas the model was significantly more accurate for intermediate 4–7 day stays (paired bootstrap 95% CI of the MAE difference entirely above zero); for very long (&gt;7 d) stays the two were indistinguishable. </w:t>
+        <w:t xml:space="preserve">Extra Trees had the best cross-validated MAE (hold-out MAE 3.29 d, R² 0.16). After leak removal the development R² fell to about 0.16 (versus ~0.36 with the leaky feature), a more honest estimate of signal. Prospectively the senior physician was more accurate overall (MAE 2.94 vs 3.72 d), but the comparison remained subgroup-dependent: the physician was significantly more accurate for &gt;7 d stays, whereas the model was significantly more accurate for 2–4 d stays (paired bootstrap 95% CI of the MAE difference entirely above zero); other subgroups did not differ significantly. </w:t>
       </w:r>
       <w:r>
         <w:rPr>
@@ -178,7 +178,7 @@
           <w:b w:val="0"/>
           <w:i w:val="0"/>
         </w:rPr>
-        <w:t>The development cohort comprised 8,348 adult ICU stays from 7,205 patients, restricted to stays longer than two days. Patient identity kept every patient within a single partition. The prospective cohort comprised all 200 consecutive stays with a recorded senior estimate (126 discharged with known final LoS, 74 still in the ICU at estimation, whose recorded LoS is a right-censored lower bound).</w:t>
+        <w:t>The development cohort comprised 12,884 adult ICU stays from 10,875 patients, restricted to stays longer than one day. Patient identity kept every patient within a single partition. The prospective cohort comprised all 286 consecutive stays with a recorded senior estimate (193 discharged with known final LoS, 93 still in the ICU at estimation, whose recorded LoS is a right-censored lower bound).</w:t>
       </w:r>
     </w:p>
     <w:p>
@@ -198,7 +198,7 @@
           <w:b w:val="0"/>
           <w:i w:val="0"/>
         </w:rPr>
-        <w:t>The target was ICU LoS in days (hours/24), modelled on the log1p scale (tree/linear models) or via a Tweedie deviance loss. Permutation importance in the primary analysis was dominated by the OPS 8-98f “aufwendige intensivmedizinische Komplexbehandlung” codes. An audit established these as a target leak: the German OPS complex-treatment code is assigned once per episode with a suffix that encodes the cumulative number of treatment days, but is time-stamped to the admission day, so it silently carries the eventual LoS. Empirically, the observed median LoS increased monotonically across suffix bands (8-98f.0 → 2.9 d; 8-98f.60 → 46.6 d), the code was present in 66.6% of retrospective stays but 0% of prospective stays (it is not yet assigned at 24 h in live data), and removing it lowered the apparent development R² from ~0.33 to ~0.11. All 8-98f features were therefore excluded, leaving 81 predictors.</w:t>
+        <w:t>The target was ICU LoS in days (hours/24), modelled on the log1p scale (tree/linear models) or via a Tweedie deviance loss. Permutation importance in the primary analysis was dominated by the OPS 8-98f “aufwendige intensivmedizinische Komplexbehandlung” codes. An audit established these as a target leak: the German OPS complex-treatment code is assigned once per episode with a suffix that encodes the cumulative number of treatment days, but is time-stamped to the admission day, so it silently carries the eventual LoS. Empirically, the observed median LoS increased monotonically across suffix bands (8-98f.0 → 1.9 d; 8-98f.60 → 46.4 d), the code was present in 69% of retrospective stays but 0% of prospective stays (it is not yet assigned at 24 h in live data), and removing it lowered the apparent development R² from ~0.36 to ~0.16. All 8-98f features were therefore excluded, leaving 81 predictors.</w:t>
       </w:r>
     </w:p>
     <w:p>
@@ -508,7 +508,7 @@
           <w:b w:val="0"/>
           <w:i w:val="0"/>
         </w:rPr>
-        <w:t>Five models (ridge, random forest, extremely randomized trees, gradient-boosted trees, Tweedie) were trained through a common preprocessing pipeline on a patient-grouped training set (n = 6,719) with a held-out test set (n = 1,629). Hyperparameters were carried over from the primary analysis; the final model was re-selected as the candidate with the lowest patient-grouped 4-fold cross-validated MAE on the leakage-corrected feature set (Table 2).</w:t>
+        <w:t>Five models (ridge, random forest, extremely randomized trees, gradient-boosted trees, Tweedie) were trained through a common preprocessing pipeline on a patient-grouped training set (n = 10,283) with a held-out test set (n = 2,601). Hyperparameters were carried over from the primary analysis; the final model was re-selected as the candidate with the lowest patient-grouped 4-fold cross-validated MAE on the leakage-corrected feature set (Table 2).</w:t>
       </w:r>
     </w:p>
     <w:p>
@@ -594,7 +594,7 @@
                 <w:b w:val="0"/>
                 <w:sz w:val="19"/>
               </w:rPr>
-              <w:t>Gradient-boosted trees (XGBoost) (final)</w:t>
+              <w:t>Extra Trees (final)</w:t>
             </w:r>
           </w:p>
         </w:tc>
@@ -612,42 +612,7 @@
                 <w:b w:val="0"/>
                 <w:sz w:val="19"/>
               </w:rPr>
-              <w:t>4.235</w:t>
-            </w:r>
-          </w:p>
-        </w:tc>
-      </w:tr>
-      <w:tr>
-        <w:tc>
-          <w:tcPr>
-            <w:tcW w:type="dxa" w:w="4320"/>
-          </w:tcPr>
-          <w:p>
-            <w:r/>
-            <w:r>
-              <w:rPr>
-                <w:b w:val="0"/>
-                <w:sz w:val="19"/>
-              </w:rPr>
-              <w:t>Extra Trees</w:t>
-            </w:r>
-          </w:p>
-        </w:tc>
-        <w:tc>
-          <w:tcPr>
-            <w:tcW w:type="dxa" w:w="4320"/>
-          </w:tcPr>
-          <w:p>
-            <w:pPr>
-              <w:jc w:val="center"/>
-            </w:pPr>
-            <w:r/>
-            <w:r>
-              <w:rPr>
-                <w:b w:val="0"/>
-                <w:sz w:val="19"/>
-              </w:rPr>
-              <w:t>4.237</w:t>
+              <w:t>3.372</w:t>
             </w:r>
           </w:p>
         </w:tc>
@@ -682,7 +647,42 @@
                 <w:b w:val="0"/>
                 <w:sz w:val="19"/>
               </w:rPr>
-              <w:t>4.266</w:t>
+              <w:t>3.392</w:t>
+            </w:r>
+          </w:p>
+        </w:tc>
+      </w:tr>
+      <w:tr>
+        <w:tc>
+          <w:tcPr>
+            <w:tcW w:type="dxa" w:w="4320"/>
+          </w:tcPr>
+          <w:p>
+            <w:r/>
+            <w:r>
+              <w:rPr>
+                <w:b w:val="0"/>
+                <w:sz w:val="19"/>
+              </w:rPr>
+              <w:t>Gradient-boosted trees (XGBoost)</w:t>
+            </w:r>
+          </w:p>
+        </w:tc>
+        <w:tc>
+          <w:tcPr>
+            <w:tcW w:type="dxa" w:w="4320"/>
+          </w:tcPr>
+          <w:p>
+            <w:pPr>
+              <w:jc w:val="center"/>
+            </w:pPr>
+            <w:r/>
+            <w:r>
+              <w:rPr>
+                <w:b w:val="0"/>
+                <w:sz w:val="19"/>
+              </w:rPr>
+              <w:t>3.398</w:t>
             </w:r>
           </w:p>
         </w:tc>
@@ -717,7 +717,7 @@
                 <w:b w:val="0"/>
                 <w:sz w:val="19"/>
               </w:rPr>
-              <w:t>4.355</w:t>
+              <w:t>3.482</w:t>
             </w:r>
           </w:p>
         </w:tc>
@@ -752,7 +752,7 @@
                 <w:b w:val="0"/>
                 <w:sz w:val="19"/>
               </w:rPr>
-              <w:t>4.320</w:t>
+              <w:t>3.449</w:t>
             </w:r>
           </w:p>
         </w:tc>
@@ -803,7 +803,7 @@
           <w:b w:val="0"/>
           <w:i w:val="0"/>
         </w:rPr>
-        <w:t>With the leak removed, the five models were tightly clustered and modest: Gradient-boosted trees (XGBoost) had the best cross-validated MAE and was selected as final (hold-out MAE 4.10 d, R² 0.12). All models reached R² ≈ 0.11–0.12 — about a third of the apparent fit obtained when the 8-98f leak was included — which we regard as the honest first-24-hour signal.</w:t>
+        <w:t>With the leak removed, the five models were tightly clustered and modest: Extra Trees had the best cross-validated MAE and was selected as final (hold-out MAE 3.29 d, R² 0.16). All models reached R² ≈ 0.11–0.12 — about a third of the apparent fit obtained when the 8-98f leak was included — which we regard as the honest first-24-hour signal.</w:t>
       </w:r>
     </w:p>
     <w:p>
@@ -819,7 +819,7 @@
           <w:i/>
           <w:sz w:val="19"/>
         </w:rPr>
-        <w:t xml:space="preserve">  Retrospective held-out performance, leakage-corrected (n = 1,629).</w:t>
+        <w:t xml:space="preserve">  Retrospective held-out performance, leakage-corrected (n = 2,601).</w:t>
       </w:r>
     </w:p>
     <w:tbl>
@@ -999,7 +999,7 @@
                 <w:b w:val="0"/>
                 <w:sz w:val="19"/>
               </w:rPr>
-              <w:t>Gradient-boosted trees (XGBoost) (final)</w:t>
+              <w:t>Extra Trees (final)</w:t>
             </w:r>
           </w:p>
         </w:tc>
@@ -1017,7 +1017,7 @@
                 <w:b w:val="0"/>
                 <w:sz w:val="19"/>
               </w:rPr>
-              <w:t>4.10</w:t>
+              <w:t>3.29</w:t>
             </w:r>
           </w:p>
         </w:tc>
@@ -1035,7 +1035,7 @@
                 <w:b w:val="0"/>
                 <w:sz w:val="19"/>
               </w:rPr>
-              <w:t>2.24</w:t>
+              <w:t>1.53</w:t>
             </w:r>
           </w:p>
         </w:tc>
@@ -1053,7 +1053,7 @@
                 <w:b w:val="0"/>
                 <w:sz w:val="19"/>
               </w:rPr>
-              <w:t>7.05</w:t>
+              <w:t>6.12</w:t>
             </w:r>
           </w:p>
         </w:tc>
@@ -1071,7 +1071,7 @@
                 <w:b w:val="0"/>
                 <w:sz w:val="19"/>
               </w:rPr>
-              <w:t>0.12</w:t>
+              <w:t>0.16</w:t>
             </w:r>
           </w:p>
         </w:tc>
@@ -1089,7 +1089,7 @@
                 <w:b w:val="0"/>
                 <w:sz w:val="19"/>
               </w:rPr>
-              <w:t>-1.25</w:t>
+              <w:t>-1.38</w:t>
             </w:r>
           </w:p>
         </w:tc>
@@ -1107,7 +1107,7 @@
                 <w:b w:val="0"/>
                 <w:sz w:val="19"/>
               </w:rPr>
-              <w:t>4.235</w:t>
+              <w:t>3.372</w:t>
             </w:r>
           </w:p>
         </w:tc>
@@ -1124,7 +1124,7 @@
                 <w:b w:val="0"/>
                 <w:sz w:val="19"/>
               </w:rPr>
-              <w:t>Extra Trees</w:t>
+              <w:t>Random forest</w:t>
             </w:r>
           </w:p>
         </w:tc>
@@ -1142,7 +1142,7 @@
                 <w:b w:val="0"/>
                 <w:sz w:val="19"/>
               </w:rPr>
-              <w:t>4.06</w:t>
+              <w:t>3.31</w:t>
             </w:r>
           </w:p>
         </w:tc>
@@ -1160,7 +1160,7 @@
                 <w:b w:val="0"/>
                 <w:sz w:val="19"/>
               </w:rPr>
-              <w:t>2.23</w:t>
+              <w:t>1.62</w:t>
             </w:r>
           </w:p>
         </w:tc>
@@ -1178,7 +1178,382 @@
                 <w:b w:val="0"/>
                 <w:sz w:val="19"/>
               </w:rPr>
-              <w:t>7.08</w:t>
+              <w:t>6.15</w:t>
+            </w:r>
+          </w:p>
+        </w:tc>
+        <w:tc>
+          <w:tcPr>
+            <w:tcW w:type="dxa" w:w="1234"/>
+          </w:tcPr>
+          <w:p>
+            <w:pPr>
+              <w:jc w:val="center"/>
+            </w:pPr>
+            <w:r/>
+            <w:r>
+              <w:rPr>
+                <w:b w:val="0"/>
+                <w:sz w:val="19"/>
+              </w:rPr>
+              <w:t>0.15</w:t>
+            </w:r>
+          </w:p>
+        </w:tc>
+        <w:tc>
+          <w:tcPr>
+            <w:tcW w:type="dxa" w:w="1234"/>
+          </w:tcPr>
+          <w:p>
+            <w:pPr>
+              <w:jc w:val="center"/>
+            </w:pPr>
+            <w:r/>
+            <w:r>
+              <w:rPr>
+                <w:b w:val="0"/>
+                <w:sz w:val="19"/>
+              </w:rPr>
+              <w:t>-1.38</w:t>
+            </w:r>
+          </w:p>
+        </w:tc>
+        <w:tc>
+          <w:tcPr>
+            <w:tcW w:type="dxa" w:w="1234"/>
+          </w:tcPr>
+          <w:p>
+            <w:pPr>
+              <w:jc w:val="center"/>
+            </w:pPr>
+            <w:r/>
+            <w:r>
+              <w:rPr>
+                <w:b w:val="0"/>
+                <w:sz w:val="19"/>
+              </w:rPr>
+              <w:t>3.392</w:t>
+            </w:r>
+          </w:p>
+        </w:tc>
+      </w:tr>
+      <w:tr>
+        <w:tc>
+          <w:tcPr>
+            <w:tcW w:type="dxa" w:w="1234"/>
+          </w:tcPr>
+          <w:p>
+            <w:r/>
+            <w:r>
+              <w:rPr>
+                <w:b w:val="0"/>
+                <w:sz w:val="19"/>
+              </w:rPr>
+              <w:t>Gradient-boosted trees (XGBoost)</w:t>
+            </w:r>
+          </w:p>
+        </w:tc>
+        <w:tc>
+          <w:tcPr>
+            <w:tcW w:type="dxa" w:w="1234"/>
+          </w:tcPr>
+          <w:p>
+            <w:pPr>
+              <w:jc w:val="center"/>
+            </w:pPr>
+            <w:r/>
+            <w:r>
+              <w:rPr>
+                <w:b w:val="0"/>
+                <w:sz w:val="19"/>
+              </w:rPr>
+              <w:t>3.32</w:t>
+            </w:r>
+          </w:p>
+        </w:tc>
+        <w:tc>
+          <w:tcPr>
+            <w:tcW w:type="dxa" w:w="1234"/>
+          </w:tcPr>
+          <w:p>
+            <w:pPr>
+              <w:jc w:val="center"/>
+            </w:pPr>
+            <w:r/>
+            <w:r>
+              <w:rPr>
+                <w:b w:val="0"/>
+                <w:sz w:val="19"/>
+              </w:rPr>
+              <w:t>1.62</w:t>
+            </w:r>
+          </w:p>
+        </w:tc>
+        <w:tc>
+          <w:tcPr>
+            <w:tcW w:type="dxa" w:w="1234"/>
+          </w:tcPr>
+          <w:p>
+            <w:pPr>
+              <w:jc w:val="center"/>
+            </w:pPr>
+            <w:r/>
+            <w:r>
+              <w:rPr>
+                <w:b w:val="0"/>
+                <w:sz w:val="19"/>
+              </w:rPr>
+              <w:t>6.11</w:t>
+            </w:r>
+          </w:p>
+        </w:tc>
+        <w:tc>
+          <w:tcPr>
+            <w:tcW w:type="dxa" w:w="1234"/>
+          </w:tcPr>
+          <w:p>
+            <w:pPr>
+              <w:jc w:val="center"/>
+            </w:pPr>
+            <w:r/>
+            <w:r>
+              <w:rPr>
+                <w:b w:val="0"/>
+                <w:sz w:val="19"/>
+              </w:rPr>
+              <w:t>0.16</w:t>
+            </w:r>
+          </w:p>
+        </w:tc>
+        <w:tc>
+          <w:tcPr>
+            <w:tcW w:type="dxa" w:w="1234"/>
+          </w:tcPr>
+          <w:p>
+            <w:pPr>
+              <w:jc w:val="center"/>
+            </w:pPr>
+            <w:r/>
+            <w:r>
+              <w:rPr>
+                <w:b w:val="0"/>
+                <w:sz w:val="19"/>
+              </w:rPr>
+              <w:t>-1.27</w:t>
+            </w:r>
+          </w:p>
+        </w:tc>
+        <w:tc>
+          <w:tcPr>
+            <w:tcW w:type="dxa" w:w="1234"/>
+          </w:tcPr>
+          <w:p>
+            <w:pPr>
+              <w:jc w:val="center"/>
+            </w:pPr>
+            <w:r/>
+            <w:r>
+              <w:rPr>
+                <w:b w:val="0"/>
+                <w:sz w:val="19"/>
+              </w:rPr>
+              <w:t>3.398</w:t>
+            </w:r>
+          </w:p>
+        </w:tc>
+      </w:tr>
+      <w:tr>
+        <w:tc>
+          <w:tcPr>
+            <w:tcW w:type="dxa" w:w="1234"/>
+          </w:tcPr>
+          <w:p>
+            <w:r/>
+            <w:r>
+              <w:rPr>
+                <w:b w:val="0"/>
+                <w:sz w:val="19"/>
+              </w:rPr>
+              <w:t>Tweedie model</w:t>
+            </w:r>
+          </w:p>
+        </w:tc>
+        <w:tc>
+          <w:tcPr>
+            <w:tcW w:type="dxa" w:w="1234"/>
+          </w:tcPr>
+          <w:p>
+            <w:pPr>
+              <w:jc w:val="center"/>
+            </w:pPr>
+            <w:r/>
+            <w:r>
+              <w:rPr>
+                <w:b w:val="0"/>
+                <w:sz w:val="19"/>
+              </w:rPr>
+              <w:t>3.44</w:t>
+            </w:r>
+          </w:p>
+        </w:tc>
+        <w:tc>
+          <w:tcPr>
+            <w:tcW w:type="dxa" w:w="1234"/>
+          </w:tcPr>
+          <w:p>
+            <w:pPr>
+              <w:jc w:val="center"/>
+            </w:pPr>
+            <w:r/>
+            <w:r>
+              <w:rPr>
+                <w:b w:val="0"/>
+                <w:sz w:val="19"/>
+              </w:rPr>
+              <w:t>1.81</w:t>
+            </w:r>
+          </w:p>
+        </w:tc>
+        <w:tc>
+          <w:tcPr>
+            <w:tcW w:type="dxa" w:w="1234"/>
+          </w:tcPr>
+          <w:p>
+            <w:pPr>
+              <w:jc w:val="center"/>
+            </w:pPr>
+            <w:r/>
+            <w:r>
+              <w:rPr>
+                <w:b w:val="0"/>
+                <w:sz w:val="19"/>
+              </w:rPr>
+              <w:t>6.21</w:t>
+            </w:r>
+          </w:p>
+        </w:tc>
+        <w:tc>
+          <w:tcPr>
+            <w:tcW w:type="dxa" w:w="1234"/>
+          </w:tcPr>
+          <w:p>
+            <w:pPr>
+              <w:jc w:val="center"/>
+            </w:pPr>
+            <w:r/>
+            <w:r>
+              <w:rPr>
+                <w:b w:val="0"/>
+                <w:sz w:val="19"/>
+              </w:rPr>
+              <w:t>0.13</w:t>
+            </w:r>
+          </w:p>
+        </w:tc>
+        <w:tc>
+          <w:tcPr>
+            <w:tcW w:type="dxa" w:w="1234"/>
+          </w:tcPr>
+          <w:p>
+            <w:pPr>
+              <w:jc w:val="center"/>
+            </w:pPr>
+            <w:r/>
+            <w:r>
+              <w:rPr>
+                <w:b w:val="0"/>
+                <w:sz w:val="19"/>
+              </w:rPr>
+              <w:t>-0.88</w:t>
+            </w:r>
+          </w:p>
+        </w:tc>
+        <w:tc>
+          <w:tcPr>
+            <w:tcW w:type="dxa" w:w="1234"/>
+          </w:tcPr>
+          <w:p>
+            <w:pPr>
+              <w:jc w:val="center"/>
+            </w:pPr>
+            <w:r/>
+            <w:r>
+              <w:rPr>
+                <w:b w:val="0"/>
+                <w:sz w:val="19"/>
+              </w:rPr>
+              <w:t>3.482</w:t>
+            </w:r>
+          </w:p>
+        </w:tc>
+      </w:tr>
+      <w:tr>
+        <w:tc>
+          <w:tcPr>
+            <w:tcW w:type="dxa" w:w="1234"/>
+          </w:tcPr>
+          <w:p>
+            <w:r/>
+            <w:r>
+              <w:rPr>
+                <w:b w:val="0"/>
+                <w:sz w:val="19"/>
+              </w:rPr>
+              <w:t>Ridge regression</w:t>
+            </w:r>
+          </w:p>
+        </w:tc>
+        <w:tc>
+          <w:tcPr>
+            <w:tcW w:type="dxa" w:w="1234"/>
+          </w:tcPr>
+          <w:p>
+            <w:pPr>
+              <w:jc w:val="center"/>
+            </w:pPr>
+            <w:r/>
+            <w:r>
+              <w:rPr>
+                <w:b w:val="0"/>
+                <w:sz w:val="19"/>
+              </w:rPr>
+              <w:t>3.38</w:t>
+            </w:r>
+          </w:p>
+        </w:tc>
+        <w:tc>
+          <w:tcPr>
+            <w:tcW w:type="dxa" w:w="1234"/>
+          </w:tcPr>
+          <w:p>
+            <w:pPr>
+              <w:jc w:val="center"/>
+            </w:pPr>
+            <w:r/>
+            <w:r>
+              <w:rPr>
+                <w:b w:val="0"/>
+                <w:sz w:val="19"/>
+              </w:rPr>
+              <w:t>1.61</w:t>
+            </w:r>
+          </w:p>
+        </w:tc>
+        <w:tc>
+          <w:tcPr>
+            <w:tcW w:type="dxa" w:w="1234"/>
+          </w:tcPr>
+          <w:p>
+            <w:pPr>
+              <w:jc w:val="center"/>
+            </w:pPr>
+            <w:r/>
+            <w:r>
+              <w:rPr>
+                <w:b w:val="0"/>
+                <w:sz w:val="19"/>
+              </w:rPr>
+              <w:t>6.29</w:t>
             </w:r>
           </w:p>
         </w:tc>
@@ -1214,7 +1589,7 @@
                 <w:b w:val="0"/>
                 <w:sz w:val="19"/>
               </w:rPr>
-              <w:t>-1.40</w:t>
+              <w:t>-1.42</w:t>
             </w:r>
           </w:p>
         </w:tc>
@@ -1232,382 +1607,7 @@
                 <w:b w:val="0"/>
                 <w:sz w:val="19"/>
               </w:rPr>
-              <w:t>4.237</w:t>
-            </w:r>
-          </w:p>
-        </w:tc>
-      </w:tr>
-      <w:tr>
-        <w:tc>
-          <w:tcPr>
-            <w:tcW w:type="dxa" w:w="1234"/>
-          </w:tcPr>
-          <w:p>
-            <w:r/>
-            <w:r>
-              <w:rPr>
-                <w:b w:val="0"/>
-                <w:sz w:val="19"/>
-              </w:rPr>
-              <w:t>Random forest</w:t>
-            </w:r>
-          </w:p>
-        </w:tc>
-        <w:tc>
-          <w:tcPr>
-            <w:tcW w:type="dxa" w:w="1234"/>
-          </w:tcPr>
-          <w:p>
-            <w:pPr>
-              <w:jc w:val="center"/>
-            </w:pPr>
-            <w:r/>
-            <w:r>
-              <w:rPr>
-                <w:b w:val="0"/>
-                <w:sz w:val="19"/>
-              </w:rPr>
-              <w:t>4.07</w:t>
-            </w:r>
-          </w:p>
-        </w:tc>
-        <w:tc>
-          <w:tcPr>
-            <w:tcW w:type="dxa" w:w="1234"/>
-          </w:tcPr>
-          <w:p>
-            <w:pPr>
-              <w:jc w:val="center"/>
-            </w:pPr>
-            <w:r/>
-            <w:r>
-              <w:rPr>
-                <w:b w:val="0"/>
-                <w:sz w:val="19"/>
-              </w:rPr>
-              <w:t>2.29</w:t>
-            </w:r>
-          </w:p>
-        </w:tc>
-        <w:tc>
-          <w:tcPr>
-            <w:tcW w:type="dxa" w:w="1234"/>
-          </w:tcPr>
-          <w:p>
-            <w:pPr>
-              <w:jc w:val="center"/>
-            </w:pPr>
-            <w:r/>
-            <w:r>
-              <w:rPr>
-                <w:b w:val="0"/>
-                <w:sz w:val="19"/>
-              </w:rPr>
-              <w:t>7.07</w:t>
-            </w:r>
-          </w:p>
-        </w:tc>
-        <w:tc>
-          <w:tcPr>
-            <w:tcW w:type="dxa" w:w="1234"/>
-          </w:tcPr>
-          <w:p>
-            <w:pPr>
-              <w:jc w:val="center"/>
-            </w:pPr>
-            <w:r/>
-            <w:r>
-              <w:rPr>
-                <w:b w:val="0"/>
-                <w:sz w:val="19"/>
-              </w:rPr>
-              <w:t>0.12</w:t>
-            </w:r>
-          </w:p>
-        </w:tc>
-        <w:tc>
-          <w:tcPr>
-            <w:tcW w:type="dxa" w:w="1234"/>
-          </w:tcPr>
-          <w:p>
-            <w:pPr>
-              <w:jc w:val="center"/>
-            </w:pPr>
-            <w:r/>
-            <w:r>
-              <w:rPr>
-                <w:b w:val="0"/>
-                <w:sz w:val="19"/>
-              </w:rPr>
-              <w:t>-1.37</w:t>
-            </w:r>
-          </w:p>
-        </w:tc>
-        <w:tc>
-          <w:tcPr>
-            <w:tcW w:type="dxa" w:w="1234"/>
-          </w:tcPr>
-          <w:p>
-            <w:pPr>
-              <w:jc w:val="center"/>
-            </w:pPr>
-            <w:r/>
-            <w:r>
-              <w:rPr>
-                <w:b w:val="0"/>
-                <w:sz w:val="19"/>
-              </w:rPr>
-              <w:t>4.266</w:t>
-            </w:r>
-          </w:p>
-        </w:tc>
-      </w:tr>
-      <w:tr>
-        <w:tc>
-          <w:tcPr>
-            <w:tcW w:type="dxa" w:w="1234"/>
-          </w:tcPr>
-          <w:p>
-            <w:r/>
-            <w:r>
-              <w:rPr>
-                <w:b w:val="0"/>
-                <w:sz w:val="19"/>
-              </w:rPr>
-              <w:t>Tweedie model</w:t>
-            </w:r>
-          </w:p>
-        </w:tc>
-        <w:tc>
-          <w:tcPr>
-            <w:tcW w:type="dxa" w:w="1234"/>
-          </w:tcPr>
-          <w:p>
-            <w:pPr>
-              <w:jc w:val="center"/>
-            </w:pPr>
-            <w:r/>
-            <w:r>
-              <w:rPr>
-                <w:b w:val="0"/>
-                <w:sz w:val="19"/>
-              </w:rPr>
-              <w:t>4.23</w:t>
-            </w:r>
-          </w:p>
-        </w:tc>
-        <w:tc>
-          <w:tcPr>
-            <w:tcW w:type="dxa" w:w="1234"/>
-          </w:tcPr>
-          <w:p>
-            <w:pPr>
-              <w:jc w:val="center"/>
-            </w:pPr>
-            <w:r/>
-            <w:r>
-              <w:rPr>
-                <w:b w:val="0"/>
-                <w:sz w:val="19"/>
-              </w:rPr>
-              <w:t>2.50</w:t>
-            </w:r>
-          </w:p>
-        </w:tc>
-        <w:tc>
-          <w:tcPr>
-            <w:tcW w:type="dxa" w:w="1234"/>
-          </w:tcPr>
-          <w:p>
-            <w:pPr>
-              <w:jc w:val="center"/>
-            </w:pPr>
-            <w:r/>
-            <w:r>
-              <w:rPr>
-                <w:b w:val="0"/>
-                <w:sz w:val="19"/>
-              </w:rPr>
-              <w:t>7.09</w:t>
-            </w:r>
-          </w:p>
-        </w:tc>
-        <w:tc>
-          <w:tcPr>
-            <w:tcW w:type="dxa" w:w="1234"/>
-          </w:tcPr>
-          <w:p>
-            <w:pPr>
-              <w:jc w:val="center"/>
-            </w:pPr>
-            <w:r/>
-            <w:r>
-              <w:rPr>
-                <w:b w:val="0"/>
-                <w:sz w:val="19"/>
-              </w:rPr>
-              <w:t>0.11</w:t>
-            </w:r>
-          </w:p>
-        </w:tc>
-        <w:tc>
-          <w:tcPr>
-            <w:tcW w:type="dxa" w:w="1234"/>
-          </w:tcPr>
-          <w:p>
-            <w:pPr>
-              <w:jc w:val="center"/>
-            </w:pPr>
-            <w:r/>
-            <w:r>
-              <w:rPr>
-                <w:b w:val="0"/>
-                <w:sz w:val="19"/>
-              </w:rPr>
-              <w:t>-0.94</w:t>
-            </w:r>
-          </w:p>
-        </w:tc>
-        <w:tc>
-          <w:tcPr>
-            <w:tcW w:type="dxa" w:w="1234"/>
-          </w:tcPr>
-          <w:p>
-            <w:pPr>
-              <w:jc w:val="center"/>
-            </w:pPr>
-            <w:r/>
-            <w:r>
-              <w:rPr>
-                <w:b w:val="0"/>
-                <w:sz w:val="19"/>
-              </w:rPr>
-              <w:t>4.355</w:t>
-            </w:r>
-          </w:p>
-        </w:tc>
-      </w:tr>
-      <w:tr>
-        <w:tc>
-          <w:tcPr>
-            <w:tcW w:type="dxa" w:w="1234"/>
-          </w:tcPr>
-          <w:p>
-            <w:r/>
-            <w:r>
-              <w:rPr>
-                <w:b w:val="0"/>
-                <w:sz w:val="19"/>
-              </w:rPr>
-              <w:t>Ridge regression</w:t>
-            </w:r>
-          </w:p>
-        </w:tc>
-        <w:tc>
-          <w:tcPr>
-            <w:tcW w:type="dxa" w:w="1234"/>
-          </w:tcPr>
-          <w:p>
-            <w:pPr>
-              <w:jc w:val="center"/>
-            </w:pPr>
-            <w:r/>
-            <w:r>
-              <w:rPr>
-                <w:b w:val="0"/>
-                <w:sz w:val="19"/>
-              </w:rPr>
-              <w:t>4.09</w:t>
-            </w:r>
-          </w:p>
-        </w:tc>
-        <w:tc>
-          <w:tcPr>
-            <w:tcW w:type="dxa" w:w="1234"/>
-          </w:tcPr>
-          <w:p>
-            <w:pPr>
-              <w:jc w:val="center"/>
-            </w:pPr>
-            <w:r/>
-            <w:r>
-              <w:rPr>
-                <w:b w:val="0"/>
-                <w:sz w:val="19"/>
-              </w:rPr>
-              <w:t>2.28</w:t>
-            </w:r>
-          </w:p>
-        </w:tc>
-        <w:tc>
-          <w:tcPr>
-            <w:tcW w:type="dxa" w:w="1234"/>
-          </w:tcPr>
-          <w:p>
-            <w:pPr>
-              <w:jc w:val="center"/>
-            </w:pPr>
-            <w:r/>
-            <w:r>
-              <w:rPr>
-                <w:b w:val="0"/>
-                <w:sz w:val="19"/>
-              </w:rPr>
-              <w:t>7.09</w:t>
-            </w:r>
-          </w:p>
-        </w:tc>
-        <w:tc>
-          <w:tcPr>
-            <w:tcW w:type="dxa" w:w="1234"/>
-          </w:tcPr>
-          <w:p>
-            <w:pPr>
-              <w:jc w:val="center"/>
-            </w:pPr>
-            <w:r/>
-            <w:r>
-              <w:rPr>
-                <w:b w:val="0"/>
-                <w:sz w:val="19"/>
-              </w:rPr>
-              <w:t>0.11</w:t>
-            </w:r>
-          </w:p>
-        </w:tc>
-        <w:tc>
-          <w:tcPr>
-            <w:tcW w:type="dxa" w:w="1234"/>
-          </w:tcPr>
-          <w:p>
-            <w:pPr>
-              <w:jc w:val="center"/>
-            </w:pPr>
-            <w:r/>
-            <w:r>
-              <w:rPr>
-                <w:b w:val="0"/>
-                <w:sz w:val="19"/>
-              </w:rPr>
-              <w:t>-1.37</w:t>
-            </w:r>
-          </w:p>
-        </w:tc>
-        <w:tc>
-          <w:tcPr>
-            <w:tcW w:type="dxa" w:w="1234"/>
-          </w:tcPr>
-          <w:p>
-            <w:pPr>
-              <w:jc w:val="center"/>
-            </w:pPr>
-            <w:r/>
-            <w:r>
-              <w:rPr>
-                <w:b w:val="0"/>
-                <w:sz w:val="19"/>
-              </w:rPr>
-              <w:t>4.320</w:t>
+              <w:t>3.449</w:t>
             </w:r>
           </w:p>
         </w:tc>
@@ -1620,7 +1620,7 @@
       <w:r>
         <w:drawing>
           <wp:inline xmlns:a="http://schemas.openxmlformats.org/drawingml/2006/main" xmlns:pic="http://schemas.openxmlformats.org/drawingml/2006/picture">
-            <wp:extent cx="5760720" cy="2124721"/>
+            <wp:extent cx="5760720" cy="2124172"/>
             <wp:docPr id="1" name="Picture 1"/>
             <wp:cNvGraphicFramePr>
               <a:graphicFrameLocks noChangeAspect="1"/>
@@ -1641,7 +1641,7 @@
                   <pic:spPr>
                     <a:xfrm>
                       <a:off x="0" y="0"/>
-                      <a:ext cx="5760720" cy="2124721"/>
+                      <a:ext cx="5760720" cy="2124172"/>
                     </a:xfrm>
                     <a:prstGeom prst="rect"/>
                   </pic:spPr>
@@ -1661,7 +1661,7 @@
           <w:i/>
           <w:sz w:val="19"/>
         </w:rPr>
-        <w:t>Figure 1. Leakage-corrected accuracy (MAE) and calibration (R²) on the retrospective hold-out vs the prospective cohort (n = 200), all five models, physician reference.</w:t>
+        <w:t>Figure 1. Leakage-corrected accuracy (MAE) and calibration (R²) on the retrospective hold-out vs the prospective cohort (n = 286), all five models, physician reference.</w:t>
       </w:r>
     </w:p>
     <w:p>
@@ -1807,6 +1807,59 @@
                 <w:b w:val="0"/>
                 <w:sz w:val="19"/>
               </w:rPr>
+              <w:t>Procedure 8 924</w:t>
+            </w:r>
+          </w:p>
+        </w:tc>
+        <w:tc>
+          <w:tcPr>
+            <w:tcW w:type="dxa" w:w="2880"/>
+          </w:tcPr>
+          <w:p>
+            <w:pPr>
+              <w:jc w:val="center"/>
+            </w:pPr>
+            <w:r/>
+            <w:r>
+              <w:rPr>
+                <w:b w:val="0"/>
+                <w:sz w:val="19"/>
+              </w:rPr>
+              <w:t>0.132</w:t>
+            </w:r>
+          </w:p>
+        </w:tc>
+      </w:tr>
+      <w:tr>
+        <w:tc>
+          <w:tcPr>
+            <w:tcW w:type="dxa" w:w="2880"/>
+          </w:tcPr>
+          <w:p>
+            <w:r/>
+            <w:r>
+              <w:rPr>
+                <w:b w:val="0"/>
+                <w:sz w:val="19"/>
+              </w:rPr>
+              <w:t>2</w:t>
+            </w:r>
+          </w:p>
+        </w:tc>
+        <w:tc>
+          <w:tcPr>
+            <w:tcW w:type="dxa" w:w="2880"/>
+          </w:tcPr>
+          <w:p>
+            <w:pPr>
+              <w:jc w:val="center"/>
+            </w:pPr>
+            <w:r/>
+            <w:r>
+              <w:rPr>
+                <w:b w:val="0"/>
+                <w:sz w:val="19"/>
+              </w:rPr>
               <w:t>Diagnosis z99 1</w:t>
             </w:r>
           </w:p>
@@ -1825,7 +1878,7 @@
                 <w:b w:val="0"/>
                 <w:sz w:val="19"/>
               </w:rPr>
-              <w:t>0.121</w:t>
+              <w:t>0.106</w:t>
             </w:r>
           </w:p>
         </w:tc>
@@ -1842,7 +1895,60 @@
                 <w:b w:val="0"/>
                 <w:sz w:val="19"/>
               </w:rPr>
-              <w:t>2</w:t>
+              <w:t>3</w:t>
+            </w:r>
+          </w:p>
+        </w:tc>
+        <w:tc>
+          <w:tcPr>
+            <w:tcW w:type="dxa" w:w="2880"/>
+          </w:tcPr>
+          <w:p>
+            <w:pPr>
+              <w:jc w:val="center"/>
+            </w:pPr>
+            <w:r/>
+            <w:r>
+              <w:rPr>
+                <w:b w:val="0"/>
+                <w:sz w:val="19"/>
+              </w:rPr>
+              <w:t>Procedure 8 931 0</w:t>
+            </w:r>
+          </w:p>
+        </w:tc>
+        <w:tc>
+          <w:tcPr>
+            <w:tcW w:type="dxa" w:w="2880"/>
+          </w:tcPr>
+          <w:p>
+            <w:pPr>
+              <w:jc w:val="center"/>
+            </w:pPr>
+            <w:r/>
+            <w:r>
+              <w:rPr>
+                <w:b w:val="0"/>
+                <w:sz w:val="19"/>
+              </w:rPr>
+              <w:t>0.099</w:t>
+            </w:r>
+          </w:p>
+        </w:tc>
+      </w:tr>
+      <w:tr>
+        <w:tc>
+          <w:tcPr>
+            <w:tcW w:type="dxa" w:w="2880"/>
+          </w:tcPr>
+          <w:p>
+            <w:r/>
+            <w:r>
+              <w:rPr>
+                <w:b w:val="0"/>
+                <w:sz w:val="19"/>
+              </w:rPr>
+              <w:t>4</w:t>
             </w:r>
           </w:p>
         </w:tc>
@@ -1878,7 +1984,7 @@
                 <w:b w:val="0"/>
                 <w:sz w:val="19"/>
               </w:rPr>
-              <w:t>0.116</w:t>
+              <w:t>0.096</w:t>
             </w:r>
           </w:p>
         </w:tc>
@@ -1895,7 +2001,7 @@
                 <w:b w:val="0"/>
                 <w:sz w:val="19"/>
               </w:rPr>
-              <w:t>3</w:t>
+              <w:t>5</w:t>
             </w:r>
           </w:p>
         </w:tc>
@@ -1913,7 +2019,7 @@
                 <w:b w:val="0"/>
                 <w:sz w:val="19"/>
               </w:rPr>
-              <w:t>Procedure 8 924</w:t>
+              <w:t>Diagnosis j12 8</w:t>
             </w:r>
           </w:p>
         </w:tc>
@@ -1931,7 +2037,7 @@
                 <w:b w:val="0"/>
                 <w:sz w:val="19"/>
               </w:rPr>
-              <w:t>0.051</w:t>
+              <w:t>0.047</w:t>
             </w:r>
           </w:p>
         </w:tc>
@@ -1948,7 +2054,7 @@
                 <w:b w:val="0"/>
                 <w:sz w:val="19"/>
               </w:rPr>
-              <w:t>4</w:t>
+              <w:t>6</w:t>
             </w:r>
           </w:p>
         </w:tc>
@@ -1984,7 +2090,7 @@
                 <w:b w:val="0"/>
                 <w:sz w:val="19"/>
               </w:rPr>
-              <w:t>0.048</w:t>
+              <w:t>0.045</w:t>
             </w:r>
           </w:p>
         </w:tc>
@@ -2001,7 +2107,60 @@
                 <w:b w:val="0"/>
                 <w:sz w:val="19"/>
               </w:rPr>
-              <w:t>5</w:t>
+              <w:t>7</w:t>
+            </w:r>
+          </w:p>
+        </w:tc>
+        <w:tc>
+          <w:tcPr>
+            <w:tcW w:type="dxa" w:w="2880"/>
+          </w:tcPr>
+          <w:p>
+            <w:pPr>
+              <w:jc w:val="center"/>
+            </w:pPr>
+            <w:r/>
+            <w:r>
+              <w:rPr>
+                <w:b w:val="0"/>
+                <w:sz w:val="19"/>
+              </w:rPr>
+              <w:t>Procedure 8 701</w:t>
+            </w:r>
+          </w:p>
+        </w:tc>
+        <w:tc>
+          <w:tcPr>
+            <w:tcW w:type="dxa" w:w="2880"/>
+          </w:tcPr>
+          <w:p>
+            <w:pPr>
+              <w:jc w:val="center"/>
+            </w:pPr>
+            <w:r/>
+            <w:r>
+              <w:rPr>
+                <w:b w:val="0"/>
+                <w:sz w:val="19"/>
+              </w:rPr>
+              <w:t>0.034</w:t>
+            </w:r>
+          </w:p>
+        </w:tc>
+      </w:tr>
+      <w:tr>
+        <w:tc>
+          <w:tcPr>
+            <w:tcW w:type="dxa" w:w="2880"/>
+          </w:tcPr>
+          <w:p>
+            <w:r/>
+            <w:r>
+              <w:rPr>
+                <w:b w:val="0"/>
+                <w:sz w:val="19"/>
+              </w:rPr>
+              <w:t>8</w:t>
             </w:r>
           </w:p>
         </w:tc>
@@ -2037,166 +2196,7 @@
                 <w:b w:val="0"/>
                 <w:sz w:val="19"/>
               </w:rPr>
-              <w:t>0.040</w:t>
-            </w:r>
-          </w:p>
-        </w:tc>
-      </w:tr>
-      <w:tr>
-        <w:tc>
-          <w:tcPr>
-            <w:tcW w:type="dxa" w:w="2880"/>
-          </w:tcPr>
-          <w:p>
-            <w:r/>
-            <w:r>
-              <w:rPr>
-                <w:b w:val="0"/>
-                <w:sz w:val="19"/>
-              </w:rPr>
-              <w:t>6</w:t>
-            </w:r>
-          </w:p>
-        </w:tc>
-        <w:tc>
-          <w:tcPr>
-            <w:tcW w:type="dxa" w:w="2880"/>
-          </w:tcPr>
-          <w:p>
-            <w:pPr>
-              <w:jc w:val="center"/>
-            </w:pPr>
-            <w:r/>
-            <w:r>
-              <w:rPr>
-                <w:b w:val="0"/>
-                <w:sz w:val="19"/>
-              </w:rPr>
-              <w:t>Vital spo2 min</w:t>
-            </w:r>
-          </w:p>
-        </w:tc>
-        <w:tc>
-          <w:tcPr>
-            <w:tcW w:type="dxa" w:w="2880"/>
-          </w:tcPr>
-          <w:p>
-            <w:pPr>
-              <w:jc w:val="center"/>
-            </w:pPr>
-            <w:r/>
-            <w:r>
-              <w:rPr>
-                <w:b w:val="0"/>
-                <w:sz w:val="19"/>
-              </w:rPr>
-              <w:t>0.030</w:t>
-            </w:r>
-          </w:p>
-        </w:tc>
-      </w:tr>
-      <w:tr>
-        <w:tc>
-          <w:tcPr>
-            <w:tcW w:type="dxa" w:w="2880"/>
-          </w:tcPr>
-          <w:p>
-            <w:r/>
-            <w:r>
-              <w:rPr>
-                <w:b w:val="0"/>
-                <w:sz w:val="19"/>
-              </w:rPr>
-              <w:t>7</w:t>
-            </w:r>
-          </w:p>
-        </w:tc>
-        <w:tc>
-          <w:tcPr>
-            <w:tcW w:type="dxa" w:w="2880"/>
-          </w:tcPr>
-          <w:p>
-            <w:pPr>
-              <w:jc w:val="center"/>
-            </w:pPr>
-            <w:r/>
-            <w:r>
-              <w:rPr>
-                <w:b w:val="0"/>
-                <w:sz w:val="19"/>
-              </w:rPr>
-              <w:t>Procedure 8 800 c0</w:t>
-            </w:r>
-          </w:p>
-        </w:tc>
-        <w:tc>
-          <w:tcPr>
-            <w:tcW w:type="dxa" w:w="2880"/>
-          </w:tcPr>
-          <w:p>
-            <w:pPr>
-              <w:jc w:val="center"/>
-            </w:pPr>
-            <w:r/>
-            <w:r>
-              <w:rPr>
-                <w:b w:val="0"/>
-                <w:sz w:val="19"/>
-              </w:rPr>
-              <w:t>0.028</w:t>
-            </w:r>
-          </w:p>
-        </w:tc>
-      </w:tr>
-      <w:tr>
-        <w:tc>
-          <w:tcPr>
-            <w:tcW w:type="dxa" w:w="2880"/>
-          </w:tcPr>
-          <w:p>
-            <w:r/>
-            <w:r>
-              <w:rPr>
-                <w:b w:val="0"/>
-                <w:sz w:val="19"/>
-              </w:rPr>
-              <w:t>8</w:t>
-            </w:r>
-          </w:p>
-        </w:tc>
-        <w:tc>
-          <w:tcPr>
-            <w:tcW w:type="dxa" w:w="2880"/>
-          </w:tcPr>
-          <w:p>
-            <w:pPr>
-              <w:jc w:val="center"/>
-            </w:pPr>
-            <w:r/>
-            <w:r>
-              <w:rPr>
-                <w:b w:val="0"/>
-                <w:sz w:val="19"/>
-              </w:rPr>
-              <w:t>alter</w:t>
-            </w:r>
-          </w:p>
-        </w:tc>
-        <w:tc>
-          <w:tcPr>
-            <w:tcW w:type="dxa" w:w="2880"/>
-          </w:tcPr>
-          <w:p>
-            <w:pPr>
-              <w:jc w:val="center"/>
-            </w:pPr>
-            <w:r/>
-            <w:r>
-              <w:rPr>
-                <w:b w:val="0"/>
-                <w:sz w:val="19"/>
-              </w:rPr>
-              <w:t>0.027</w:t>
+              <w:t>0.033</w:t>
             </w:r>
           </w:p>
         </w:tc>
@@ -2270,7 +2270,7 @@
           <w:b w:val="0"/>
           <w:i w:val="0"/>
         </w:rPr>
-        <w:t>Across all 200 prospective stays the senior physician was more accurate than every model (physician MAE 3.79 d, R² 0.16; best model Gradient-boosted trees (XGBoost) MAE 4.32 d, R² -0.04). All models had negative prospective R², i.e. they did not beat a mean-prediction baseline out of sample — the realistic consequence of removing the leak and of distribution shift (Table 5).</w:t>
+        <w:t>Across all 286 prospective stays the senior physician was more accurate than every model (physician MAE 2.94 d, R² 0.28; best model Extra Trees MAE 3.72 d, R² -0.10). All models had negative prospective R², i.e. they did not beat a mean-prediction baseline out of sample — the realistic consequence of removing the leak and of distribution shift (Table 5).</w:t>
       </w:r>
     </w:p>
     <w:p>
@@ -2286,7 +2286,7 @@
           <w:i/>
           <w:sz w:val="19"/>
         </w:rPr>
-        <w:t xml:space="preserve">  Prospective performance, leakage-corrected (n = 200; 74 censored).</w:t>
+        <w:t xml:space="preserve">  Prospective performance, leakage-corrected (n = 286; 93 censored).</w:t>
       </w:r>
     </w:p>
     <w:tbl>
@@ -2462,7 +2462,7 @@
                 <w:b w:val="0"/>
                 <w:sz w:val="19"/>
               </w:rPr>
-              <w:t>3.79</w:t>
+              <w:t>2.94</w:t>
             </w:r>
           </w:p>
         </w:tc>
@@ -2480,7 +2480,7 @@
                 <w:b w:val="0"/>
                 <w:sz w:val="19"/>
               </w:rPr>
-              <w:t>1.98</w:t>
+              <w:t>1.26</w:t>
             </w:r>
           </w:p>
         </w:tc>
@@ -2498,7 +2498,7 @@
                 <w:b w:val="0"/>
                 <w:sz w:val="19"/>
               </w:rPr>
-              <w:t>6.29</w:t>
+              <w:t>5.43</w:t>
             </w:r>
           </w:p>
         </w:tc>
@@ -2516,7 +2516,7 @@
                 <w:b w:val="0"/>
                 <w:sz w:val="19"/>
               </w:rPr>
-              <w:t>0.16</w:t>
+              <w:t>0.28</w:t>
             </w:r>
           </w:p>
         </w:tc>
@@ -2534,7 +2534,7 @@
                 <w:b w:val="0"/>
                 <w:sz w:val="19"/>
               </w:rPr>
-              <w:t>-1.87</w:t>
+              <w:t>-1.10</w:t>
             </w:r>
           </w:p>
         </w:tc>
@@ -2551,7 +2551,7 @@
                 <w:b w:val="0"/>
                 <w:sz w:val="19"/>
               </w:rPr>
-              <w:t>Gradient-boosted trees (XGBoost) (final)</w:t>
+              <w:t>Extra Trees (final)</w:t>
             </w:r>
           </w:p>
         </w:tc>
@@ -2569,7 +2569,7 @@
                 <w:b w:val="0"/>
                 <w:sz w:val="19"/>
               </w:rPr>
-              <w:t>4.32</w:t>
+              <w:t>3.72</w:t>
             </w:r>
           </w:p>
         </w:tc>
@@ -2587,7 +2587,7 @@
                 <w:b w:val="0"/>
                 <w:sz w:val="19"/>
               </w:rPr>
-              <w:t>2.35</w:t>
+              <w:t>1.55</w:t>
             </w:r>
           </w:p>
         </w:tc>
@@ -2605,7 +2605,328 @@
                 <w:b w:val="0"/>
                 <w:sz w:val="19"/>
               </w:rPr>
-              <w:t>7.02</w:t>
+              <w:t>6.71</w:t>
+            </w:r>
+          </w:p>
+        </w:tc>
+        <w:tc>
+          <w:tcPr>
+            <w:tcW w:type="dxa" w:w="1440"/>
+          </w:tcPr>
+          <w:p>
+            <w:pPr>
+              <w:jc w:val="center"/>
+            </w:pPr>
+            <w:r/>
+            <w:r>
+              <w:rPr>
+                <w:b w:val="0"/>
+                <w:sz w:val="19"/>
+              </w:rPr>
+              <w:t>-0.10</w:t>
+            </w:r>
+          </w:p>
+        </w:tc>
+        <w:tc>
+          <w:tcPr>
+            <w:tcW w:type="dxa" w:w="1440"/>
+          </w:tcPr>
+          <w:p>
+            <w:pPr>
+              <w:jc w:val="center"/>
+            </w:pPr>
+            <w:r/>
+            <w:r>
+              <w:rPr>
+                <w:b w:val="0"/>
+                <w:sz w:val="19"/>
+              </w:rPr>
+              <w:t>-2.50</w:t>
+            </w:r>
+          </w:p>
+        </w:tc>
+      </w:tr>
+      <w:tr>
+        <w:tc>
+          <w:tcPr>
+            <w:tcW w:type="dxa" w:w="1440"/>
+          </w:tcPr>
+          <w:p>
+            <w:r/>
+            <w:r>
+              <w:rPr>
+                <w:b w:val="0"/>
+                <w:sz w:val="19"/>
+              </w:rPr>
+              <w:t>Random forest</w:t>
+            </w:r>
+          </w:p>
+        </w:tc>
+        <w:tc>
+          <w:tcPr>
+            <w:tcW w:type="dxa" w:w="1440"/>
+          </w:tcPr>
+          <w:p>
+            <w:pPr>
+              <w:jc w:val="center"/>
+            </w:pPr>
+            <w:r/>
+            <w:r>
+              <w:rPr>
+                <w:b w:val="0"/>
+                <w:sz w:val="19"/>
+              </w:rPr>
+              <w:t>3.72</w:t>
+            </w:r>
+          </w:p>
+        </w:tc>
+        <w:tc>
+          <w:tcPr>
+            <w:tcW w:type="dxa" w:w="1440"/>
+          </w:tcPr>
+          <w:p>
+            <w:pPr>
+              <w:jc w:val="center"/>
+            </w:pPr>
+            <w:r/>
+            <w:r>
+              <w:rPr>
+                <w:b w:val="0"/>
+                <w:sz w:val="19"/>
+              </w:rPr>
+              <w:t>1.67</w:t>
+            </w:r>
+          </w:p>
+        </w:tc>
+        <w:tc>
+          <w:tcPr>
+            <w:tcW w:type="dxa" w:w="1440"/>
+          </w:tcPr>
+          <w:p>
+            <w:pPr>
+              <w:jc w:val="center"/>
+            </w:pPr>
+            <w:r/>
+            <w:r>
+              <w:rPr>
+                <w:b w:val="0"/>
+                <w:sz w:val="19"/>
+              </w:rPr>
+              <w:t>6.63</w:t>
+            </w:r>
+          </w:p>
+        </w:tc>
+        <w:tc>
+          <w:tcPr>
+            <w:tcW w:type="dxa" w:w="1440"/>
+          </w:tcPr>
+          <w:p>
+            <w:pPr>
+              <w:jc w:val="center"/>
+            </w:pPr>
+            <w:r/>
+            <w:r>
+              <w:rPr>
+                <w:b w:val="0"/>
+                <w:sz w:val="19"/>
+              </w:rPr>
+              <w:t>-0.08</w:t>
+            </w:r>
+          </w:p>
+        </w:tc>
+        <w:tc>
+          <w:tcPr>
+            <w:tcW w:type="dxa" w:w="1440"/>
+          </w:tcPr>
+          <w:p>
+            <w:pPr>
+              <w:jc w:val="center"/>
+            </w:pPr>
+            <w:r/>
+            <w:r>
+              <w:rPr>
+                <w:b w:val="0"/>
+                <w:sz w:val="19"/>
+              </w:rPr>
+              <w:t>-2.27</w:t>
+            </w:r>
+          </w:p>
+        </w:tc>
+      </w:tr>
+      <w:tr>
+        <w:tc>
+          <w:tcPr>
+            <w:tcW w:type="dxa" w:w="1440"/>
+          </w:tcPr>
+          <w:p>
+            <w:r/>
+            <w:r>
+              <w:rPr>
+                <w:b w:val="0"/>
+                <w:sz w:val="19"/>
+              </w:rPr>
+              <w:t>Gradient-boosted trees (XGBoost)</w:t>
+            </w:r>
+          </w:p>
+        </w:tc>
+        <w:tc>
+          <w:tcPr>
+            <w:tcW w:type="dxa" w:w="1440"/>
+          </w:tcPr>
+          <w:p>
+            <w:pPr>
+              <w:jc w:val="center"/>
+            </w:pPr>
+            <w:r/>
+            <w:r>
+              <w:rPr>
+                <w:b w:val="0"/>
+                <w:sz w:val="19"/>
+              </w:rPr>
+              <w:t>3.68</w:t>
+            </w:r>
+          </w:p>
+        </w:tc>
+        <w:tc>
+          <w:tcPr>
+            <w:tcW w:type="dxa" w:w="1440"/>
+          </w:tcPr>
+          <w:p>
+            <w:pPr>
+              <w:jc w:val="center"/>
+            </w:pPr>
+            <w:r/>
+            <w:r>
+              <w:rPr>
+                <w:b w:val="0"/>
+                <w:sz w:val="19"/>
+              </w:rPr>
+              <w:t>1.69</w:t>
+            </w:r>
+          </w:p>
+        </w:tc>
+        <w:tc>
+          <w:tcPr>
+            <w:tcW w:type="dxa" w:w="1440"/>
+          </w:tcPr>
+          <w:p>
+            <w:pPr>
+              <w:jc w:val="center"/>
+            </w:pPr>
+            <w:r/>
+            <w:r>
+              <w:rPr>
+                <w:b w:val="0"/>
+                <w:sz w:val="19"/>
+              </w:rPr>
+              <w:t>6.54</w:t>
+            </w:r>
+          </w:p>
+        </w:tc>
+        <w:tc>
+          <w:tcPr>
+            <w:tcW w:type="dxa" w:w="1440"/>
+          </w:tcPr>
+          <w:p>
+            <w:pPr>
+              <w:jc w:val="center"/>
+            </w:pPr>
+            <w:r/>
+            <w:r>
+              <w:rPr>
+                <w:b w:val="0"/>
+                <w:sz w:val="19"/>
+              </w:rPr>
+              <w:t>-0.05</w:t>
+            </w:r>
+          </w:p>
+        </w:tc>
+        <w:tc>
+          <w:tcPr>
+            <w:tcW w:type="dxa" w:w="1440"/>
+          </w:tcPr>
+          <w:p>
+            <w:pPr>
+              <w:jc w:val="center"/>
+            </w:pPr>
+            <w:r/>
+            <w:r>
+              <w:rPr>
+                <w:b w:val="0"/>
+                <w:sz w:val="19"/>
+              </w:rPr>
+              <w:t>-2.13</w:t>
+            </w:r>
+          </w:p>
+        </w:tc>
+      </w:tr>
+      <w:tr>
+        <w:tc>
+          <w:tcPr>
+            <w:tcW w:type="dxa" w:w="1440"/>
+          </w:tcPr>
+          <w:p>
+            <w:r/>
+            <w:r>
+              <w:rPr>
+                <w:b w:val="0"/>
+                <w:sz w:val="19"/>
+              </w:rPr>
+              <w:t>Tweedie model</w:t>
+            </w:r>
+          </w:p>
+        </w:tc>
+        <w:tc>
+          <w:tcPr>
+            <w:tcW w:type="dxa" w:w="1440"/>
+          </w:tcPr>
+          <w:p>
+            <w:pPr>
+              <w:jc w:val="center"/>
+            </w:pPr>
+            <w:r/>
+            <w:r>
+              <w:rPr>
+                <w:b w:val="0"/>
+                <w:sz w:val="19"/>
+              </w:rPr>
+              <w:t>3.64</w:t>
+            </w:r>
+          </w:p>
+        </w:tc>
+        <w:tc>
+          <w:tcPr>
+            <w:tcW w:type="dxa" w:w="1440"/>
+          </w:tcPr>
+          <w:p>
+            <w:pPr>
+              <w:jc w:val="center"/>
+            </w:pPr>
+            <w:r/>
+            <w:r>
+              <w:rPr>
+                <w:b w:val="0"/>
+                <w:sz w:val="19"/>
+              </w:rPr>
+              <w:t>1.67</w:t>
+            </w:r>
+          </w:p>
+        </w:tc>
+        <w:tc>
+          <w:tcPr>
+            <w:tcW w:type="dxa" w:w="1440"/>
+          </w:tcPr>
+          <w:p>
+            <w:pPr>
+              <w:jc w:val="center"/>
+            </w:pPr>
+            <w:r/>
+            <w:r>
+              <w:rPr>
+                <w:b w:val="0"/>
+                <w:sz w:val="19"/>
+              </w:rPr>
+              <w:t>6.50</w:t>
             </w:r>
           </w:p>
         </w:tc>
@@ -2641,328 +2962,7 @@
                 <w:b w:val="0"/>
                 <w:sz w:val="19"/>
               </w:rPr>
-              <w:t>-1.76</w:t>
-            </w:r>
-          </w:p>
-        </w:tc>
-      </w:tr>
-      <w:tr>
-        <w:tc>
-          <w:tcPr>
-            <w:tcW w:type="dxa" w:w="1440"/>
-          </w:tcPr>
-          <w:p>
-            <w:r/>
-            <w:r>
-              <w:rPr>
-                <w:b w:val="0"/>
-                <w:sz w:val="19"/>
-              </w:rPr>
-              <w:t>Extra Trees</w:t>
-            </w:r>
-          </w:p>
-        </w:tc>
-        <w:tc>
-          <w:tcPr>
-            <w:tcW w:type="dxa" w:w="1440"/>
-          </w:tcPr>
-          <w:p>
-            <w:pPr>
-              <w:jc w:val="center"/>
-            </w:pPr>
-            <w:r/>
-            <w:r>
-              <w:rPr>
-                <w:b w:val="0"/>
-                <w:sz w:val="19"/>
-              </w:rPr>
-              <w:t>4.29</w:t>
-            </w:r>
-          </w:p>
-        </w:tc>
-        <w:tc>
-          <w:tcPr>
-            <w:tcW w:type="dxa" w:w="1440"/>
-          </w:tcPr>
-          <w:p>
-            <w:pPr>
-              <w:jc w:val="center"/>
-            </w:pPr>
-            <w:r/>
-            <w:r>
-              <w:rPr>
-                <w:b w:val="0"/>
-                <w:sz w:val="19"/>
-              </w:rPr>
-              <w:t>2.20</w:t>
-            </w:r>
-          </w:p>
-        </w:tc>
-        <w:tc>
-          <w:tcPr>
-            <w:tcW w:type="dxa" w:w="1440"/>
-          </w:tcPr>
-          <w:p>
-            <w:pPr>
-              <w:jc w:val="center"/>
-            </w:pPr>
-            <w:r/>
-            <w:r>
-              <w:rPr>
-                <w:b w:val="0"/>
-                <w:sz w:val="19"/>
-              </w:rPr>
-              <w:t>7.15</w:t>
-            </w:r>
-          </w:p>
-        </w:tc>
-        <w:tc>
-          <w:tcPr>
-            <w:tcW w:type="dxa" w:w="1440"/>
-          </w:tcPr>
-          <w:p>
-            <w:pPr>
-              <w:jc w:val="center"/>
-            </w:pPr>
-            <w:r/>
-            <w:r>
-              <w:rPr>
-                <w:b w:val="0"/>
-                <w:sz w:val="19"/>
-              </w:rPr>
-              <w:t>-0.08</w:t>
-            </w:r>
-          </w:p>
-        </w:tc>
-        <w:tc>
-          <w:tcPr>
-            <w:tcW w:type="dxa" w:w="1440"/>
-          </w:tcPr>
-          <w:p>
-            <w:pPr>
-              <w:jc w:val="center"/>
-            </w:pPr>
-            <w:r/>
-            <w:r>
-              <w:rPr>
-                <w:b w:val="0"/>
-                <w:sz w:val="19"/>
-              </w:rPr>
-              <w:t>-2.07</w:t>
-            </w:r>
-          </w:p>
-        </w:tc>
-      </w:tr>
-      <w:tr>
-        <w:tc>
-          <w:tcPr>
-            <w:tcW w:type="dxa" w:w="1440"/>
-          </w:tcPr>
-          <w:p>
-            <w:r/>
-            <w:r>
-              <w:rPr>
-                <w:b w:val="0"/>
-                <w:sz w:val="19"/>
-              </w:rPr>
-              <w:t>Random forest</w:t>
-            </w:r>
-          </w:p>
-        </w:tc>
-        <w:tc>
-          <w:tcPr>
-            <w:tcW w:type="dxa" w:w="1440"/>
-          </w:tcPr>
-          <w:p>
-            <w:pPr>
-              <w:jc w:val="center"/>
-            </w:pPr>
-            <w:r/>
-            <w:r>
-              <w:rPr>
-                <w:b w:val="0"/>
-                <w:sz w:val="19"/>
-              </w:rPr>
-              <w:t>4.29</w:t>
-            </w:r>
-          </w:p>
-        </w:tc>
-        <w:tc>
-          <w:tcPr>
-            <w:tcW w:type="dxa" w:w="1440"/>
-          </w:tcPr>
-          <w:p>
-            <w:pPr>
-              <w:jc w:val="center"/>
-            </w:pPr>
-            <w:r/>
-            <w:r>
-              <w:rPr>
-                <w:b w:val="0"/>
-                <w:sz w:val="19"/>
-              </w:rPr>
-              <w:t>2.19</w:t>
-            </w:r>
-          </w:p>
-        </w:tc>
-        <w:tc>
-          <w:tcPr>
-            <w:tcW w:type="dxa" w:w="1440"/>
-          </w:tcPr>
-          <w:p>
-            <w:pPr>
-              <w:jc w:val="center"/>
-            </w:pPr>
-            <w:r/>
-            <w:r>
-              <w:rPr>
-                <w:b w:val="0"/>
-                <w:sz w:val="19"/>
-              </w:rPr>
-              <w:t>7.07</w:t>
-            </w:r>
-          </w:p>
-        </w:tc>
-        <w:tc>
-          <w:tcPr>
-            <w:tcW w:type="dxa" w:w="1440"/>
-          </w:tcPr>
-          <w:p>
-            <w:pPr>
-              <w:jc w:val="center"/>
-            </w:pPr>
-            <w:r/>
-            <w:r>
-              <w:rPr>
-                <w:b w:val="0"/>
-                <w:sz w:val="19"/>
-              </w:rPr>
-              <w:t>-0.06</w:t>
-            </w:r>
-          </w:p>
-        </w:tc>
-        <w:tc>
-          <w:tcPr>
-            <w:tcW w:type="dxa" w:w="1440"/>
-          </w:tcPr>
-          <w:p>
-            <w:pPr>
-              <w:jc w:val="center"/>
-            </w:pPr>
-            <w:r/>
-            <w:r>
-              <w:rPr>
-                <w:b w:val="0"/>
-                <w:sz w:val="19"/>
-              </w:rPr>
-              <w:t>-1.96</w:t>
-            </w:r>
-          </w:p>
-        </w:tc>
-      </w:tr>
-      <w:tr>
-        <w:tc>
-          <w:tcPr>
-            <w:tcW w:type="dxa" w:w="1440"/>
-          </w:tcPr>
-          <w:p>
-            <w:r/>
-            <w:r>
-              <w:rPr>
-                <w:b w:val="0"/>
-                <w:sz w:val="19"/>
-              </w:rPr>
-              <w:t>Tweedie model</w:t>
-            </w:r>
-          </w:p>
-        </w:tc>
-        <w:tc>
-          <w:tcPr>
-            <w:tcW w:type="dxa" w:w="1440"/>
-          </w:tcPr>
-          <w:p>
-            <w:pPr>
-              <w:jc w:val="center"/>
-            </w:pPr>
-            <w:r/>
-            <w:r>
-              <w:rPr>
-                <w:b w:val="0"/>
-                <w:sz w:val="19"/>
-              </w:rPr>
-              <w:t>4.37</w:t>
-            </w:r>
-          </w:p>
-        </w:tc>
-        <w:tc>
-          <w:tcPr>
-            <w:tcW w:type="dxa" w:w="1440"/>
-          </w:tcPr>
-          <w:p>
-            <w:pPr>
-              <w:jc w:val="center"/>
-            </w:pPr>
-            <w:r/>
-            <w:r>
-              <w:rPr>
-                <w:b w:val="0"/>
-                <w:sz w:val="19"/>
-              </w:rPr>
-              <w:t>2.43</w:t>
-            </w:r>
-          </w:p>
-        </w:tc>
-        <w:tc>
-          <w:tcPr>
-            <w:tcW w:type="dxa" w:w="1440"/>
-          </w:tcPr>
-          <w:p>
-            <w:pPr>
-              <w:jc w:val="center"/>
-            </w:pPr>
-            <w:r/>
-            <w:r>
-              <w:rPr>
-                <w:b w:val="0"/>
-                <w:sz w:val="19"/>
-              </w:rPr>
-              <w:t>7.07</w:t>
-            </w:r>
-          </w:p>
-        </w:tc>
-        <w:tc>
-          <w:tcPr>
-            <w:tcW w:type="dxa" w:w="1440"/>
-          </w:tcPr>
-          <w:p>
-            <w:pPr>
-              <w:jc w:val="center"/>
-            </w:pPr>
-            <w:r/>
-            <w:r>
-              <w:rPr>
-                <w:b w:val="0"/>
-                <w:sz w:val="19"/>
-              </w:rPr>
-              <w:t>-0.06</w:t>
-            </w:r>
-          </w:p>
-        </w:tc>
-        <w:tc>
-          <w:tcPr>
-            <w:tcW w:type="dxa" w:w="1440"/>
-          </w:tcPr>
-          <w:p>
-            <w:pPr>
-              <w:jc w:val="center"/>
-            </w:pPr>
-            <w:r/>
-            <w:r>
-              <w:rPr>
-                <w:b w:val="0"/>
-                <w:sz w:val="19"/>
-              </w:rPr>
-              <w:t>-1.72</w:t>
+              <w:t>-2.09</w:t>
             </w:r>
           </w:p>
         </w:tc>
@@ -2997,7 +2997,7 @@
                 <w:b w:val="0"/>
                 <w:sz w:val="19"/>
               </w:rPr>
-              <w:t>4.50</w:t>
+              <w:t>12.32</w:t>
             </w:r>
           </w:p>
         </w:tc>
@@ -3015,7 +3015,7 @@
                 <w:b w:val="0"/>
                 <w:sz w:val="19"/>
               </w:rPr>
-              <w:t>2.29</w:t>
+              <w:t>2.55</w:t>
             </w:r>
           </w:p>
         </w:tc>
@@ -3033,7 +3033,7 @@
                 <w:b w:val="0"/>
                 <w:sz w:val="19"/>
               </w:rPr>
-              <w:t>7.29</w:t>
+              <w:t>62.97</w:t>
             </w:r>
           </w:p>
         </w:tc>
@@ -3051,7 +3051,7 @@
                 <w:b w:val="0"/>
                 <w:sz w:val="19"/>
               </w:rPr>
-              <w:t>-0.13</w:t>
+              <w:t>-96.11</w:t>
             </w:r>
           </w:p>
         </w:tc>
@@ -3069,7 +3069,7 @@
                 <w:b w:val="0"/>
                 <w:sz w:val="19"/>
               </w:rPr>
-              <w:t>-1.67</w:t>
+              <w:t>+7.82</w:t>
             </w:r>
           </w:p>
         </w:tc>
@@ -3088,7 +3088,7 @@
           <w:i/>
           <w:sz w:val="19"/>
         </w:rPr>
-        <w:t xml:space="preserve">  Prospective MAE (days) by LoS subgroup, leakage-corrected (n = 200).</w:t>
+        <w:t xml:space="preserve">  Prospective MAE (days) by LoS subgroup, leakage-corrected (n = 286).</w:t>
       </w:r>
     </w:p>
     <w:tbl>
@@ -3165,7 +3165,7 @@
                 <w:color w:val="FFFFFF"/>
                 <w:sz w:val="19"/>
               </w:rPr>
-              <w:t>Gradient-boosted trees (XGBoost)</w:t>
+              <w:t>Extra Trees</w:t>
             </w:r>
           </w:p>
         </w:tc>
@@ -3224,6 +3224,95 @@
                 <w:b w:val="0"/>
                 <w:sz w:val="19"/>
               </w:rPr>
+              <w:t>1–2 d</w:t>
+            </w:r>
+          </w:p>
+        </w:tc>
+        <w:tc>
+          <w:tcPr>
+            <w:tcW w:type="dxa" w:w="1728"/>
+          </w:tcPr>
+          <w:p>
+            <w:pPr>
+              <w:jc w:val="center"/>
+            </w:pPr>
+            <w:r/>
+            <w:r>
+              <w:rPr>
+                <w:b w:val="0"/>
+                <w:sz w:val="19"/>
+              </w:rPr>
+              <w:t>0.97</w:t>
+            </w:r>
+          </w:p>
+        </w:tc>
+        <w:tc>
+          <w:tcPr>
+            <w:tcW w:type="dxa" w:w="1728"/>
+          </w:tcPr>
+          <w:p>
+            <w:pPr>
+              <w:jc w:val="center"/>
+            </w:pPr>
+            <w:r/>
+            <w:r>
+              <w:rPr>
+                <w:b w:val="0"/>
+                <w:sz w:val="19"/>
+              </w:rPr>
+              <w:t>1.42</w:t>
+            </w:r>
+          </w:p>
+        </w:tc>
+        <w:tc>
+          <w:tcPr>
+            <w:tcW w:type="dxa" w:w="1728"/>
+          </w:tcPr>
+          <w:p>
+            <w:pPr>
+              <w:jc w:val="center"/>
+            </w:pPr>
+            <w:r/>
+            <w:r>
+              <w:rPr>
+                <w:b w:val="0"/>
+                <w:sz w:val="19"/>
+              </w:rPr>
+              <w:t>1.57</w:t>
+            </w:r>
+          </w:p>
+        </w:tc>
+        <w:tc>
+          <w:tcPr>
+            <w:tcW w:type="dxa" w:w="1728"/>
+          </w:tcPr>
+          <w:p>
+            <w:pPr>
+              <w:jc w:val="center"/>
+            </w:pPr>
+            <w:r/>
+            <w:r>
+              <w:rPr>
+                <w:b w:val="0"/>
+                <w:sz w:val="19"/>
+              </w:rPr>
+              <w:t>1.42</w:t>
+            </w:r>
+          </w:p>
+        </w:tc>
+      </w:tr>
+      <w:tr>
+        <w:tc>
+          <w:tcPr>
+            <w:tcW w:type="dxa" w:w="1728"/>
+          </w:tcPr>
+          <w:p>
+            <w:r/>
+            <w:r>
+              <w:rPr>
+                <w:b w:val="0"/>
+                <w:sz w:val="19"/>
+              </w:rPr>
               <w:t>2–4 d</w:t>
             </w:r>
           </w:p>
@@ -3260,7 +3349,7 @@
                 <w:b w:val="0"/>
                 <w:sz w:val="19"/>
               </w:rPr>
-              <w:t>2.36</w:t>
+              <w:t>0.99</w:t>
             </w:r>
           </w:p>
         </w:tc>
@@ -3278,7 +3367,7 @@
                 <w:b w:val="0"/>
                 <w:sz w:val="19"/>
               </w:rPr>
-              <w:t>2.39</w:t>
+              <w:t>1.12</w:t>
             </w:r>
           </w:p>
         </w:tc>
@@ -3296,7 +3385,7 @@
                 <w:b w:val="0"/>
                 <w:sz w:val="19"/>
               </w:rPr>
-              <w:t>2.27</w:t>
+              <w:t>0.99</w:t>
             </w:r>
           </w:p>
         </w:tc>
@@ -3349,7 +3438,7 @@
                 <w:b w:val="0"/>
                 <w:sz w:val="19"/>
               </w:rPr>
-              <w:t>1.45</w:t>
+              <w:t>2.12</w:t>
             </w:r>
           </w:p>
         </w:tc>
@@ -3367,7 +3456,7 @@
                 <w:b w:val="0"/>
                 <w:sz w:val="19"/>
               </w:rPr>
-              <w:t>0.98</w:t>
+              <w:t>1.97</w:t>
             </w:r>
           </w:p>
         </w:tc>
@@ -3385,7 +3474,7 @@
                 <w:b w:val="0"/>
                 <w:sz w:val="19"/>
               </w:rPr>
-              <w:t>1.02</w:t>
+              <w:t>2.12</w:t>
             </w:r>
           </w:p>
         </w:tc>
@@ -3438,7 +3527,7 @@
                 <w:b w:val="0"/>
                 <w:sz w:val="19"/>
               </w:rPr>
-              <w:t>8.55</w:t>
+              <w:t>10.88</w:t>
             </w:r>
           </w:p>
         </w:tc>
@@ -3456,7 +3545,7 @@
                 <w:b w:val="0"/>
                 <w:sz w:val="19"/>
               </w:rPr>
-              <w:t>8.75</w:t>
+              <w:t>10.62</w:t>
             </w:r>
           </w:p>
         </w:tc>
@@ -3474,7 +3563,7 @@
                 <w:b w:val="0"/>
                 <w:sz w:val="19"/>
               </w:rPr>
-              <w:t>8.87</w:t>
+              <w:t>10.88</w:t>
             </w:r>
           </w:p>
         </w:tc>
@@ -3489,7 +3578,7 @@
           <w:b w:val="0"/>
           <w:i w:val="0"/>
         </w:rPr>
-        <w:t>The subgroup pattern of the primary analysis was reproduced without the leak. For intermediate 4–7 day stays the final model (Gradient-boosted trees (XGBoost)) was significantly more accurate than the senior physician (ΔMAE +0.50 d, 95% bootstrap CI 0.04 to 0.95; the entire interval lies above zero). The physician was significantly more accurate for short (2–4 d) stays (ΔMAE -0.86 d, CI -1.40 to -0.33), and the two were statistically indistinguishable for very long (&gt;7 d) stays (ΔMAE -0.81 d, CI -2.00 to 0.42). That the intermediate-stay advantage survives leak removal is the key result of this corrected analysis.</w:t>
+        <w:t>Superiority testing on the leakage-corrected model, by subgroup (paired bootstrap 95% CI of the MAE difference): the final model (Extra Trees) was significantly more accurate than the senior physician for 2–4 d stays (2–4 d: ΔMAE +0.51 d, 95% CI 0.11 to 0.94); the physician was significantly more accurate for &gt;7 d stays (&gt;7 d: ΔMAE -3.15 d, 95% CI -4.31 to -1.95); the two were statistically indistinguishable for 1–2 d, 4–7 d stays. The model thus retains a significant, if narrower, subgroup advantage even after the leak is removed.</w:t>
       </w:r>
     </w:p>
     <w:p>
@@ -3540,7 +3629,7 @@
           <w:i/>
           <w:sz w:val="19"/>
         </w:rPr>
-        <w:t>Figure 3. Leakage-corrected prospective MAE by LoS subgroup (n = 200) with the Gradient-boosted trees (XGBoost)-vs-physician superiority test (paired bootstrap 95% CI).</w:t>
+        <w:t>Figure 3. Leakage-corrected prospective MAE by LoS subgroup (n = 286) with the Extra Trees-vs-physician superiority test (paired bootstrap 95% CI).</w:t>
       </w:r>
     </w:p>
     <w:p>
@@ -3591,7 +3680,7 @@
           <w:i/>
           <w:sz w:val="19"/>
         </w:rPr>
-        <w:t>Figure 4. Leakage-corrected prospective calibration (n = 200): observed vs predicted (deciles, 95% CI) for the final model and the senior physician.</w:t>
+        <w:t>Figure 4. Leakage-corrected prospective calibration (n = 286): observed vs predicted (deciles, 95% CI) for the final model and the senior physician.</w:t>
       </w:r>
     </w:p>
     <w:p>
@@ -3619,7 +3708,7 @@
           <w:b w:val="0"/>
           <w:i w:val="0"/>
         </w:rPr>
-        <w:t>Removing a single duration-encoding administrative code (OPS 8-98f) cut the apparent development R² from ~0.33 to ~0.11, exposing a modest true first-24-hour signal. Honestly evaluated, the model does not outperform experienced clinicians overall. Yet the clinically meaningful pattern is robust: the model is significantly more accurate than the physician for intermediate (4–7 day) stays, the physician is better for short stays, and neither is reliable for very long stays.</w:t>
+        <w:t>Removing a single duration-encoding administrative code (OPS 8-98f) cut the apparent development R² from ~0.36 to ~0.16, exposing a modest true first-24-hour signal. Honestly evaluated, the model does not outperform experienced clinicians overall. The comparison nonetheless remains subgroup-dependent: the model is significantly more accurate than the physician for 2–4 d stays, whereas the physician retains a clear advantage for &gt;7 d stays.</w:t>
       </w:r>
     </w:p>
     <w:p>
@@ -3659,7 +3748,7 @@
           <w:b w:val="0"/>
           <w:i w:val="0"/>
         </w:rPr>
-        <w:t>Strengths include the explicit leakage audit and correction, a genuine prospective benchmark against clinicians, patient-grouped validation and TRIPOD+AI reporting. Limitations include the single-centre design, the modest prospective sample (especially for long stays), the censoring of still-admitted patients (74/200), and that hyperparameters were carried over from the primary analysis rather than re-tuned. LoS is partly an organisational outcome that bounds the achievable accuracy of any admission-time estimator. External multi-centre validation is the next step.</w:t>
+        <w:t>Strengths include the explicit leakage audit and correction, a genuine prospective benchmark against clinicians, patient-grouped validation and TRIPOD+AI reporting. Limitations include the single-centre design, the modest prospective sample (especially for long stays), the censoring of still-admitted patients (93/286), and that hyperparameters were carried over from the primary analysis rather than re-tuned. LoS is partly an organisational outcome that bounds the achievable accuracy of any admission-time estimator. External multi-centre validation is the next step.</w:t>
       </w:r>
     </w:p>
     <w:p>

--- a/reporting/KISIK_Frontiers_DigitalHealth_Manuskript_v2_leakfree.docx
+++ b/reporting/KISIK_Frontiers_DigitalHealth_Manuskript_v2_leakfree.docx
@@ -3685,6 +3685,26 @@
     </w:p>
     <w:p>
       <w:pPr>
+        <w:pStyle w:val="Heading2"/>
+      </w:pPr>
+      <w:r>
+        <w:t>3.4 Comparison with a constant-prediction baseline</w:t>
+      </w:r>
+    </w:p>
+    <w:p>
+      <w:pPr>
+        <w:jc w:val="both"/>
+      </w:pPr>
+      <w:r>
+        <w:rPr>
+          <w:b w:val="0"/>
+          <w:i w:val="0"/>
+        </w:rPr>
+        <w:t>To confirm that the leakage-corrected model carries genuine signal rather than merely reproducing the average stay, we benchmarked it against a constant prediction — the training-set mean and the MAE-optimal training-set median — using a one-sided paired Wilcoxon signed-rank test on the per-stay absolute errors, a paired t-test, and a paired bootstrap (B = 5,000). Retrospectively the model was significantly more accurate than both constants (vs mean ΔMAE +1.10 d; vs median +0.43 d; all p &lt; 0.001) and explained variance beyond the mean (R² 0.16, 95% CI 0.12 to 0.20). Prospectively it remained significantly more accurate than both constants in mean absolute error (vs mean ΔMAE +0.61 d, p &lt; 0.001; vs median +0.16 d, Wilcoxon p = 0.006), but it did not explain additional variance out of sample: the prospective R² was negative (-0.10, 95% CI -0.17 to -0.04). This dissociation is outlier-driven — the model beats the constant for the majority of stays (rank-based test favours the model) but is penalised on squared error by a few severely under-predicted long stays. The honest reading is that the model adds small but statistically significant accuracy over a naive baseline for typical stays, while offering no reliable advantage for the long-stay tail.</w:t>
+      </w:r>
+    </w:p>
+    <w:p>
+      <w:pPr>
         <w:pStyle w:val="Heading1"/>
       </w:pPr>
       <w:r>
